--- a/testakten/erbstreit-krypto-multisig-edelmann-stuttgart/docx/klageschrift_pflichtteilsergaenzung_henrike_constantin.docx
+++ b/testakten/erbstreit-krypto-multisig-edelmann-stuttgart/docx/klageschrift_pflichtteilsergaenzung_henrike_constantin.docx
@@ -204,7 +204,7 @@
           <w:sz w:val="22"/>
           <w:szCs w:val="22"/>
         </w:rPr>
-        <w:t xml:space="preserve">1. Den Beklagten zu verurteilen, der Klägerin über den Bestand der Schenkungen, die der Erblasser Prof. Dr. Reinhard Edelmann (verst. 12.03.2025) dem Beklagten in den letzten zehn Jahren vor dem Erbfall gemacht hat, vollständig und richtig Auskunft zu erteilen, insbesondere durch Vorlage der Kontoauszüge des Beklagten, der Transaktionsnachweise für alle Kryptowährungs-Transaktionen und einer eidesstattlichen Versicherung nach § 260 Abs. 2 BGB;</w:t>
+        <w:t xml:space="preserve">1. Den Beklagten zu verurteilen, der Klägerin über den Bestand der Schenkungen, die der Erblasser Prof. Dr. Reinhard Edelmann (verst. 12.03.2025) dem Beklagten in den letzten zehn Jahren vor dem Erbfall gemacht hat, vollständig und richtig Auskunft zu erteilen, insbesondere durch Vorlage der Kontoauszüge des Beklagten, der Transaktionsnachweise für alle Kryptowährungs-Transaktionen und einer eidesstattlichen Versicherung nach Paragraf 260 Abs. 2 BGB;</w:t>
       </w:r>
     </w:p>
     <w:p>
@@ -314,7 +314,7 @@
           <w:sz w:val="22"/>
           <w:szCs w:val="22"/>
         </w:rPr>
-        <w:t xml:space="preserve">Der Beklagte hat am 29.04.2025 beim Nachlassgericht Stuttgart die Erbschaft ausgeschlagen. Die Wirksamkeit dieser Ausschlagung ist streitig; die Sechswochenfrist des § 1944 BGB dürfte verstrichen gewesen sein. Selbst wenn die Ausschlagung wirksam ist, haftet der Beklagte nach § 2329 BGB als Beschenkter für Pflichtteilsergänzungsansprüche.</w:t>
+        <w:t xml:space="preserve">Der Beklagte hat am 29.04.2025 beim Nachlassgericht Stuttgart die Erbschaft ausgeschlagen. Die Wirksamkeit dieser Ausschlagung ist streitig; die Sechswochenfrist des Paragrafen 1944 BGB dürfte verstrichen gewesen sein. Selbst wenn die Ausschlagung wirksam ist, haftet der Beklagte nach Paragraf 2329 BGB als Beschenkter für Pflichtteilsergänzungsansprüche.</w:t>
       </w:r>
     </w:p>
     <w:p>
@@ -859,7 +859,7 @@
           <w:sz w:val="22"/>
           <w:szCs w:val="22"/>
         </w:rPr>
-        <w:t xml:space="preserve">Der Pflichtteilsergänzungsanspruch der Klägerin ergibt sich aus §§ 2325, 2329 BGB. Die Klägerin ist nach § 2303 Abs. 1 BGB pflichtteilsberechtigt (gesetzlicher Erbteil 1/6, Pflichtteil 1/12). Der fiktive Nachlass unter Einbeziehung der Schenkungen an den Beklagten beträgt nach vorläufiger Berechnung mindestens 4.500.000 EUR. Der Pflichtteilsergänzungsanspruch (Differenz Ergänzungspflichtteil − ordentlicher Pflichtteil) beläuft sich auf vorläufig ca. 40.000–85.000 EUR, je nach Feststellung der Schenkungswerte im Wege der Auskunft.</w:t>
+        <w:t xml:space="preserve">Der Pflichtteilsergänzungsanspruch der Klägerin ergibt sich aus Paragrafen 2325, 2329 BGB. Die Klägerin ist nach Paragraf 2303 Abs. 1 BGB pflichtteilsberechtigt (gesetzlicher Erbteil 1/6, Pflichtteil 1/12). Der fiktive Nachlass unter Einbeziehung der Schenkungen an den Beklagten beträgt nach vorläufiger Berechnung mindestens 4.500.000 EUR. Der Pflichtteilsergänzungsanspruch (Differenz Ergänzungspflichtteil − ordentlicher Pflichtteil) beläuft sich auf vorläufig ca. 40.000–85.000 EUR, je nach Feststellung der Schenkungswerte im Wege der Auskunft.</w:t>
       </w:r>
     </w:p>
     <w:p>
@@ -882,7 +882,7 @@
           <w:sz w:val="22"/>
           <w:szCs w:val="22"/>
         </w:rPr>
-        <w:t xml:space="preserve">Der Auskunftsanspruch ergibt sich aus § 2314 BGB analog sowie § 242 BGB (BGH 10.01.2018 IV ZR 262/16). Die Klage ist als Stufenklage nach § 254 ZPO erhoben.</w:t>
+        <w:t xml:space="preserve">Der Auskunftsanspruch ergibt sich aus Paragraf 2314 BGB analog sowie Paragraf 242 BGB (BGH 10.01.2018 IV ZR 262/16). Die Klage ist als Stufenklage nach Paragraf 254 ZPO erhoben.</w:t>
       </w:r>
     </w:p>
     <w:p>

--- a/testakten/erbstreit-krypto-multisig-edelmann-stuttgart/docx/klageschrift_pflichtteilsergaenzung_henrike_constantin.docx
+++ b/testakten/erbstreit-krypto-multisig-edelmann-stuttgart/docx/klageschrift_pflichtteilsergaenzung_henrike_constantin.docx
@@ -859,7 +859,7 @@
           <w:sz w:val="22"/>
           <w:szCs w:val="22"/>
         </w:rPr>
-        <w:t xml:space="preserve">Der Pflichtteilsergänzungsanspruch der Klägerin ergibt sich aus Paragrafen 2325, 2329 BGB. Die Klägerin ist nach Paragraf 2303 Abs. 1 BGB pflichtteilsberechtigt (gesetzlicher Erbteil 1/6, Pflichtteil 1/12). Der fiktive Nachlass unter Einbeziehung der Schenkungen an den Beklagten beträgt nach vorläufiger Berechnung mindestens 4.500.000 EUR. Der Pflichtteilsergänzungsanspruch (Differenz Ergänzungspflichtteil − ordentlicher Pflichtteil) beläuft sich auf vorläufig ca. 40.000–85.000 EUR, je nach Feststellung der Schenkungswerte im Wege der Auskunft.</w:t>
+        <w:t>Der Pflichtteilsergänzungsanspruch der Klägerin ergibt sich aus Paragrafen 2325, 2329 BGB. Die Klägerin ist nach Paragraf 2303 Abs. 1 BGB pflichtteilsberechtigt (gesetzlicher Erbteil 1/6, Pflichtteil 1/12). Der für die Ergänzungsberechnung maßgebliche Nachlass unter Einbeziehung der Schenkungen an den Beklagten beträgt nach vorläufiger Berechnung mindestens 4.500.000 EUR. Der Pflichtteilsergänzungsanspruch (Differenz Ergänzungspflichtteil − ordentlicher Pflichtteil) beläuft sich auf vorläufig ca. 40.000–85.000 EUR, je nach Feststellung der Schenkungswerte im Wege der Auskunft.</w:t>
       </w:r>
     </w:p>
     <w:p>
@@ -909,6 +909,8 @@
       </w:r>
     </w:p>
     <w:sectPr>
+      <w:headerReference w:type="default" r:id="rId8"/>
+      <w:footerReference w:type="default" r:id="rId9"/>
       <w:pgSz w:w="11906" w:h="16838" w:orient="portrait"/>
       <w:pgMar w:top="1440" w:right="1440" w:bottom="1440" w:left="1440" w:header="708" w:footer="708" w:gutter="0"/>
       <w:pgNumType/>
@@ -959,6 +961,16 @@
 </w:endnotes>
 </file>
 
+<file path=word/footer1.xml><?xml version="1.0" encoding="utf-8"?>
+<w:ftr xmlns:m="http://schemas.openxmlformats.org/officeDocument/2006/math" xmlns:mc="http://schemas.openxmlformats.org/markup-compatibility/2006" xmlns:mo="http://schemas.microsoft.com/office/mac/office/2008/main" xmlns:mv="urn:schemas-microsoft-com:mac:vml" xmlns:o="urn:schemas-microsoft-com:office:office" xmlns:r="http://schemas.openxmlformats.org/officeDocument/2006/relationships" xmlns:v="urn:schemas-microsoft-com:vml" xmlns:w10="urn:schemas-microsoft-com:office:word" xmlns:w14="http://schemas.microsoft.com/office/word/2010/wordml" xmlns:w="http://schemas.openxmlformats.org/wordprocessingml/2006/main" xmlns:wne="http://schemas.microsoft.com/office/word/2006/wordml" xmlns:wp14="http://schemas.microsoft.com/office/word/2010/wordprocessingDrawing" xmlns:wp="http://schemas.openxmlformats.org/drawingml/2006/wordprocessingDrawing" xmlns:wpc="http://schemas.microsoft.com/office/word/2010/wordprocessingCanvas" xmlns:wpg="http://schemas.microsoft.com/office/word/2010/wordprocessingGroup" xmlns:wpi="http://schemas.microsoft.com/office/word/2010/wordprocessingInk" xmlns:wps="http://schemas.microsoft.com/office/word/2010/wordprocessingShape" mc:Ignorable="w14 wp14">
+  <w:p>
+    <w:pPr>
+      <w:pStyle w:val="Footer"/>
+    </w:pPr>
+  </w:p>
+</w:ftr>
+</file>
+
 <file path=word/footnotes.xml><?xml version="1.0" encoding="utf-8"?>
 <w:footnotes xmlns:wpc="http://schemas.microsoft.com/office/word/2010/wordprocessingCanvas" xmlns:mc="http://schemas.openxmlformats.org/markup-compatibility/2006" xmlns:o="urn:schemas-microsoft-com:office:office" xmlns:r="http://schemas.openxmlformats.org/officeDocument/2006/relationships" xmlns:m="http://schemas.openxmlformats.org/officeDocument/2006/math" xmlns:v="urn:schemas-microsoft-com:vml" xmlns:wp14="http://schemas.microsoft.com/office/word/2010/wordprocessingDrawing" xmlns:wp="http://schemas.openxmlformats.org/drawingml/2006/wordprocessingDrawing" xmlns:w10="urn:schemas-microsoft-com:office:word" xmlns:w="http://schemas.openxmlformats.org/wordprocessingml/2006/main" xmlns:w14="http://schemas.microsoft.com/office/word/2010/wordml" xmlns:w15="http://schemas.microsoft.com/office/word/2012/wordml" xmlns:wpg="http://schemas.microsoft.com/office/word/2010/wordprocessingGroup" xmlns:wpi="http://schemas.microsoft.com/office/word/2010/wordprocessingInk" xmlns:wne="http://schemas.microsoft.com/office/word/2006/wordml" xmlns:wps="http://schemas.microsoft.com/office/word/2010/wordprocessingShape" mc:Ignorable="w14 w15 wp14">
   <w:footnote w:type="separator" w:id="-1">
@@ -994,6 +1006,16 @@
     </w:p>
   </w:footnote>
 </w:footnotes>
+</file>
+
+<file path=word/header1.xml><?xml version="1.0" encoding="utf-8"?>
+<w:hdr xmlns:m="http://schemas.openxmlformats.org/officeDocument/2006/math" xmlns:mc="http://schemas.openxmlformats.org/markup-compatibility/2006" xmlns:mo="http://schemas.microsoft.com/office/mac/office/2008/main" xmlns:mv="urn:schemas-microsoft-com:mac:vml" xmlns:o="urn:schemas-microsoft-com:office:office" xmlns:r="http://schemas.openxmlformats.org/officeDocument/2006/relationships" xmlns:v="urn:schemas-microsoft-com:vml" xmlns:w10="urn:schemas-microsoft-com:office:word" xmlns:w14="http://schemas.microsoft.com/office/word/2010/wordml" xmlns:w="http://schemas.openxmlformats.org/wordprocessingml/2006/main" xmlns:wne="http://schemas.microsoft.com/office/word/2006/wordml" xmlns:wp14="http://schemas.microsoft.com/office/word/2010/wordprocessingDrawing" xmlns:wp="http://schemas.openxmlformats.org/drawingml/2006/wordprocessingDrawing" xmlns:wpc="http://schemas.microsoft.com/office/word/2010/wordprocessingCanvas" xmlns:wpg="http://schemas.microsoft.com/office/word/2010/wordprocessingGroup" xmlns:wpi="http://schemas.microsoft.com/office/word/2010/wordprocessingInk" xmlns:wps="http://schemas.microsoft.com/office/word/2010/wordprocessingShape" mc:Ignorable="w14 wp14">
+  <w:p>
+    <w:pPr>
+      <w:pStyle w:val="Header"/>
+    </w:pPr>
+  </w:p>
+</w:hdr>
 </file>
 
 <file path=word/numbering.xml><?xml version="1.0" encoding="utf-8"?>
